--- a/zht/docx/012.content.docx
+++ b/zht/docx/012.content.docx
@@ -19,7 +19,7 @@
         <w:rPr>
           <w:lang w:val="zh_TW" w:bidi="zh_TW"/>
         </w:rPr>
-        <w:t>Resource: Tyndale Open Study Notes</w:t>
+        <w:t>Resource: Aquifer Open Study Notes (Profiles)</w:t>
       </w:r>
       <w:r>
         <w:rPr>
@@ -112,7 +112,7 @@
         <w:rPr>
           <w:lang w:val="zh_TW" w:bidi="zh_TW"/>
         </w:rPr>
-        <w:t>Tyndale Open Study Notes</w:t>
+        <w:t>Aquifer Open Study Notes (Profiles)</w:t>
       </w:r>
     </w:p>
     <w:p>

--- a/zht/docx/012.content.docx
+++ b/zht/docx/012.content.docx
@@ -233,36 +233,24 @@
         </w:rPr>
         <w:t>「法老」是埃及詞，意思是「大房子」。它指的是王宮，也是埃及君王的稱號。在約瑟的時代，法老對以色列人有好感。約瑟解了法老的夢，使他升任埃及的二號人物（</w:t>
       </w:r>
-      <w:hyperlink r:id="rId13">
-        <w:r>
-          <w:rPr>
-            <w:lang w:val="zh_TW" w:bidi="zh_TW"/>
-          </w:rPr>
-          <w:rPr>
-            <w:color w:val="0000EE"/>
-            <w:u w:val="single"/>
-          </w:rPr>
-          <w:t>創41:1–44</w:t>
-        </w:r>
-      </w:hyperlink>
+      <w:r>
+        <w:rPr>
+          <w:lang w:val="zh_TW" w:bidi="zh_TW"/>
+        </w:rPr>
+        <w:t>創41:1–44</w:t>
+      </w:r>
       <w:r>
         <w:rPr>
           <w:lang w:val="zh_TW" w:bidi="zh_TW"/>
         </w:rPr>
         <w:t>）。法老將埃及最好的土地給予約瑟的家人（</w:t>
       </w:r>
-      <w:hyperlink r:id="rId14">
-        <w:r>
-          <w:rPr>
-            <w:lang w:val="zh_TW" w:bidi="zh_TW"/>
-          </w:rPr>
-          <w:rPr>
-            <w:color w:val="0000EE"/>
-            <w:u w:val="single"/>
-          </w:rPr>
-          <w:t>創45:16–20</w:t>
-        </w:r>
-      </w:hyperlink>
+      <w:r>
+        <w:rPr>
+          <w:lang w:val="zh_TW" w:bidi="zh_TW"/>
+        </w:rPr>
+        <w:t>創45:16–20</w:t>
+      </w:r>
       <w:r>
         <w:rPr>
           <w:lang w:val="zh_TW" w:bidi="zh_TW"/>
@@ -283,36 +271,24 @@
         </w:rPr>
         <w:t>出埃及記提到兩位法老，都不看重希伯來人（見</w:t>
       </w:r>
-      <w:hyperlink r:id="rId15">
-        <w:r>
-          <w:rPr>
-            <w:lang w:val="zh_TW" w:bidi="zh_TW"/>
-          </w:rPr>
-          <w:rPr>
-            <w:color w:val="0000EE"/>
-            <w:u w:val="single"/>
-          </w:rPr>
-          <w:t>出1:8–10</w:t>
-        </w:r>
-      </w:hyperlink>
+      <w:r>
+        <w:rPr>
+          <w:lang w:val="zh_TW" w:bidi="zh_TW"/>
+        </w:rPr>
+        <w:t>出1:8–10</w:t>
+      </w:r>
       <w:r>
         <w:rPr>
           <w:lang w:val="zh_TW" w:bidi="zh_TW"/>
         </w:rPr>
         <w:t>）。第一位法老在摩西出生時在位。他害怕希伯來人，並下令殺死所有希伯來男嬰。摩西逃過一劫，被法老的女兒在宮中撫養長大。摩西逃離埃及後，這位法老去世了（</w:t>
       </w:r>
-      <w:hyperlink r:id="rId16">
-        <w:r>
-          <w:rPr>
-            <w:lang w:val="zh_TW" w:bidi="zh_TW"/>
-          </w:rPr>
-          <w:rPr>
-            <w:color w:val="0000EE"/>
-            <w:u w:val="single"/>
-          </w:rPr>
-          <w:t>出2:23</w:t>
-        </w:r>
-      </w:hyperlink>
+      <w:r>
+        <w:rPr>
+          <w:lang w:val="zh_TW" w:bidi="zh_TW"/>
+        </w:rPr>
+        <w:t>出2:23</w:t>
+      </w:r>
       <w:r>
         <w:rPr>
           <w:lang w:val="zh_TW" w:bidi="zh_TW"/>
@@ -333,72 +309,48 @@
         </w:rPr>
         <w:t>一位新的法老掌權，摩西和亞倫後來與他對峙。這位法老決心將以色列人留在埃及。即使他看到神的能力，也依然心硬。聖經描述他不願改變的態度（見</w:t>
       </w:r>
-      <w:hyperlink r:id="rId17">
-        <w:r>
-          <w:rPr>
-            <w:lang w:val="zh_TW" w:bidi="zh_TW"/>
-          </w:rPr>
-          <w:rPr>
-            <w:color w:val="0000EE"/>
-            <w:u w:val="single"/>
-          </w:rPr>
-          <w:t>出8:32</w:t>
-        </w:r>
-      </w:hyperlink>
+      <w:r>
+        <w:rPr>
+          <w:lang w:val="zh_TW" w:bidi="zh_TW"/>
+        </w:rPr>
+        <w:t>出8:32</w:t>
+      </w:r>
       <w:r>
         <w:rPr>
           <w:lang w:val="zh_TW" w:bidi="zh_TW"/>
         </w:rPr>
         <w:t>，</w:t>
       </w:r>
-      <w:hyperlink r:id="rId18">
-        <w:r>
-          <w:rPr>
-            <w:lang w:val="zh_TW" w:bidi="zh_TW"/>
-          </w:rPr>
-          <w:rPr>
-            <w:color w:val="0000EE"/>
-            <w:u w:val="single"/>
-          </w:rPr>
-          <w:t>9:12</w:t>
-        </w:r>
-      </w:hyperlink>
+      <w:r>
+        <w:rPr>
+          <w:lang w:val="zh_TW" w:bidi="zh_TW"/>
+        </w:rPr>
+        <w:t>9:12</w:t>
+      </w:r>
       <w:r>
         <w:rPr>
           <w:lang w:val="zh_TW" w:bidi="zh_TW"/>
         </w:rPr>
         <w:t>，</w:t>
       </w:r>
-      <w:hyperlink r:id="rId19">
-        <w:r>
-          <w:rPr>
-            <w:lang w:val="zh_TW" w:bidi="zh_TW"/>
-          </w:rPr>
-          <w:rPr>
-            <w:color w:val="0000EE"/>
-            <w:u w:val="single"/>
-          </w:rPr>
-          <w:t>34–35</w:t>
-        </w:r>
-      </w:hyperlink>
+      <w:r>
+        <w:rPr>
+          <w:lang w:val="zh_TW" w:bidi="zh_TW"/>
+        </w:rPr>
+        <w:t>34–35</w:t>
+      </w:r>
       <w:r>
         <w:rPr>
           <w:lang w:val="zh_TW" w:bidi="zh_TW"/>
         </w:rPr>
         <w:t>；參</w:t>
       </w:r>
-      <w:hyperlink r:id="rId20">
-        <w:r>
-          <w:rPr>
-            <w:lang w:val="zh_TW" w:bidi="zh_TW"/>
-          </w:rPr>
-          <w:rPr>
-            <w:color w:val="0000EE"/>
-            <w:u w:val="single"/>
-          </w:rPr>
-          <w:t>羅1:18–32</w:t>
-        </w:r>
-      </w:hyperlink>
+      <w:r>
+        <w:rPr>
+          <w:lang w:val="zh_TW" w:bidi="zh_TW"/>
+        </w:rPr>
+        <w:t>羅1:18–32</w:t>
+      </w:r>
       <w:r>
         <w:rPr>
           <w:lang w:val="zh_TW" w:bidi="zh_TW"/>
@@ -419,36 +371,24 @@
         </w:rPr>
         <w:t>法老作為王，代表眾神對埃及的統治，眾神賦予他完全的權力。十災是神對埃及假神的攻擊（見</w:t>
       </w:r>
-      <w:hyperlink r:id="rId21">
-        <w:r>
-          <w:rPr>
-            <w:lang w:val="zh_TW" w:bidi="zh_TW"/>
-          </w:rPr>
-          <w:rPr>
-            <w:color w:val="0000EE"/>
-            <w:u w:val="single"/>
-          </w:rPr>
-          <w:t>出12:12</w:t>
-        </w:r>
-      </w:hyperlink>
+      <w:r>
+        <w:rPr>
+          <w:lang w:val="zh_TW" w:bidi="zh_TW"/>
+        </w:rPr>
+        <w:t>出12:12</w:t>
+      </w:r>
       <w:r>
         <w:rPr>
           <w:lang w:val="zh_TW" w:bidi="zh_TW"/>
         </w:rPr>
         <w:t>）。最後一災，即擊殺長子，是針對法老的家。這一決定性的災害使法老同意讓以色列人離開。然而，在以色列人離開後，法老改變了心意，追趕他們到紅海。神在紅海拯救了沒有抵抗能力的以色列人，並摧毀了強大的埃及人，這是舊約聖經中最戲劇性的拯救之一。耶和華在紅海顯明自祂是為百姓爭戰的戰士（</w:t>
       </w:r>
-      <w:hyperlink r:id="rId22">
-        <w:r>
-          <w:rPr>
-            <w:lang w:val="zh_TW" w:bidi="zh_TW"/>
-          </w:rPr>
-          <w:rPr>
-            <w:color w:val="0000EE"/>
-            <w:u w:val="single"/>
-          </w:rPr>
-          <w:t>出15:3</w:t>
-        </w:r>
-      </w:hyperlink>
+      <w:r>
+        <w:rPr>
+          <w:lang w:val="zh_TW" w:bidi="zh_TW"/>
+        </w:rPr>
+        <w:t>出15:3</w:t>
+      </w:r>
       <w:r>
         <w:rPr>
           <w:lang w:val="zh_TW" w:bidi="zh_TW"/>
@@ -492,66 +432,42 @@
           <w:lang w:val="zh_TW" w:bidi="zh_TW"/>
         </w:rPr>
       </w:r>
-      <w:hyperlink r:id="rId23">
-        <w:r>
-          <w:rPr>
-            <w:lang w:val="zh_TW" w:bidi="zh_TW"/>
-          </w:rPr>
-          <w:rPr>
-            <w:color w:val="0000EE"/>
-            <w:u w:val="single"/>
-          </w:rPr>
-          <w:t>出1:8–22</w:t>
-        </w:r>
-      </w:hyperlink>
+      <w:r>
+        <w:rPr>
+          <w:lang w:val="zh_TW" w:bidi="zh_TW"/>
+        </w:rPr>
+        <w:t>出1:8–22</w:t>
+      </w:r>
       <w:r>
         <w:rPr>
           <w:lang w:val="zh_TW" w:bidi="zh_TW"/>
         </w:rPr>
         <w:t>，</w:t>
       </w:r>
-      <w:hyperlink r:id="rId24">
-        <w:r>
-          <w:rPr>
-            <w:lang w:val="zh_TW" w:bidi="zh_TW"/>
-          </w:rPr>
-          <w:rPr>
-            <w:color w:val="0000EE"/>
-            <w:u w:val="single"/>
-          </w:rPr>
-          <w:t>2:14–15、</w:t>
-        </w:r>
-      </w:hyperlink>
-      <w:hyperlink r:id="rId16">
-        <w:r>
-          <w:rPr>
-            <w:lang w:val="zh_TW" w:bidi="zh_TW"/>
-          </w:rPr>
-          <w:rPr>
-            <w:color w:val="0000EE"/>
-            <w:u w:val="single"/>
-          </w:rPr>
-          <w:t>23</w:t>
-        </w:r>
-      </w:hyperlink>
+      <w:r>
+        <w:rPr>
+          <w:lang w:val="zh_TW" w:bidi="zh_TW"/>
+        </w:rPr>
+        <w:t>2:14–15、</w:t>
+      </w:r>
+      <w:r>
+        <w:rPr>
+          <w:lang w:val="zh_TW" w:bidi="zh_TW"/>
+        </w:rPr>
+        <w:t>23</w:t>
+      </w:r>
       <w:r>
         <w:rPr>
           <w:lang w:val="zh_TW" w:bidi="zh_TW"/>
         </w:rPr>
         <w:t>，</w:t>
       </w:r>
-      <w:hyperlink r:id="rId25">
-        <w:r>
-          <w:rPr>
-            <w:lang w:val="zh_TW" w:bidi="zh_TW"/>
-          </w:rPr>
-          <w:rPr>
-            <w:color w:val="0000EE"/>
-            <w:u w:val="single"/>
-          </w:rPr>
-          <w:t>5:1–15:21</w:t>
-        </w:r>
-      </w:hyperlink>
+      <w:r>
+        <w:rPr>
+          <w:lang w:val="zh_TW" w:bidi="zh_TW"/>
+        </w:rPr>
+        <w:t>5:1–15:21</w:t>
+      </w:r>
       <w:r>
         <w:rPr>
           <w:lang w:val="zh_TW" w:bidi="zh_TW"/>
@@ -655,18 +571,12 @@
         </w:rPr>
         <w:t>法利賽人雖然是一個小群體，但在以色列擁有極大的影響力（見</w:t>
       </w:r>
-      <w:hyperlink r:id="rId26">
-        <w:r>
-          <w:rPr>
-            <w:lang w:val="zh_TW" w:bidi="zh_TW"/>
-          </w:rPr>
-          <w:rPr>
-            <w:color w:val="0000EE"/>
-            <w:u w:val="single"/>
-          </w:rPr>
-          <w:t>太15:12–14</w:t>
-        </w:r>
-      </w:hyperlink>
+      <w:r>
+        <w:rPr>
+          <w:lang w:val="zh_TW" w:bidi="zh_TW"/>
+        </w:rPr>
+        <w:t>太15:12–14</w:t>
+      </w:r>
       <w:r>
         <w:rPr>
           <w:lang w:val="zh_TW" w:bidi="zh_TW"/>
@@ -687,18 +597,12 @@
         </w:rPr>
         <w:t>與撒都該人不同，法利賽人堅信死人復活（見</w:t>
       </w:r>
-      <w:hyperlink r:id="rId27">
-        <w:r>
-          <w:rPr>
-            <w:lang w:val="zh_TW" w:bidi="zh_TW"/>
-          </w:rPr>
-          <w:rPr>
-            <w:color w:val="0000EE"/>
-            <w:u w:val="single"/>
-          </w:rPr>
-          <w:t>徒23:6–8</w:t>
-        </w:r>
-      </w:hyperlink>
+      <w:r>
+        <w:rPr>
+          <w:lang w:val="zh_TW" w:bidi="zh_TW"/>
+        </w:rPr>
+        <w:t>徒23:6–8</w:t>
+      </w:r>
       <w:r>
         <w:rPr>
           <w:lang w:val="zh_TW" w:bidi="zh_TW"/>
@@ -719,36 +623,24 @@
         </w:rPr>
         <w:t>耶穌與法利賽人之間常有衝突。耶穌責備他們假冒為善（言行不一致），並且將人的規範置於神的公義標準之上。祂反對他們，因為他們使百姓偏離神的救贖計劃。雖然法利賽人是以色列的宗教領袖，但耶穌批評他們曲解教導與實踐，因此稱他們為假冒為善的人（見</w:t>
       </w:r>
-      <w:hyperlink r:id="rId28">
-        <w:r>
-          <w:rPr>
-            <w:lang w:val="zh_TW" w:bidi="zh_TW"/>
-          </w:rPr>
-          <w:rPr>
-            <w:color w:val="0000EE"/>
-            <w:u w:val="single"/>
-          </w:rPr>
-          <w:t>太23章</w:t>
-        </w:r>
-      </w:hyperlink>
+      <w:r>
+        <w:rPr>
+          <w:lang w:val="zh_TW" w:bidi="zh_TW"/>
+        </w:rPr>
+        <w:t>太23章</w:t>
+      </w:r>
       <w:r>
         <w:rPr>
           <w:lang w:val="zh_TW" w:bidi="zh_TW"/>
         </w:rPr>
         <w:t>）。法利賽人則敵對耶穌，拒絕祂和祂的事工，主要原因是耶穌不遵循他們的傳統（例如見</w:t>
       </w:r>
-      <w:hyperlink r:id="rId29">
-        <w:r>
-          <w:rPr>
-            <w:lang w:val="zh_TW" w:bidi="zh_TW"/>
-          </w:rPr>
-          <w:rPr>
-            <w:color w:val="0000EE"/>
-            <w:u w:val="single"/>
-          </w:rPr>
-          <w:t>太15:1–20</w:t>
-        </w:r>
-      </w:hyperlink>
+      <w:r>
+        <w:rPr>
+          <w:lang w:val="zh_TW" w:bidi="zh_TW"/>
+        </w:rPr>
+        <w:t>太15:1–20</w:t>
+      </w:r>
       <w:r>
         <w:rPr>
           <w:lang w:val="zh_TW" w:bidi="zh_TW"/>
@@ -778,906 +670,594 @@
           <w:lang w:val="zh_TW" w:bidi="zh_TW"/>
         </w:rPr>
       </w:r>
-      <w:hyperlink r:id="rId30">
-        <w:r>
-          <w:rPr>
-            <w:lang w:val="zh_TW" w:bidi="zh_TW"/>
-          </w:rPr>
-          <w:rPr>
-            <w:color w:val="0000EE"/>
-            <w:u w:val="single"/>
-          </w:rPr>
-          <w:t>太3:7</w:t>
-        </w:r>
-      </w:hyperlink>
+      <w:r>
+        <w:rPr>
+          <w:lang w:val="zh_TW" w:bidi="zh_TW"/>
+        </w:rPr>
+        <w:t>太3:7</w:t>
+      </w:r>
       <w:r>
         <w:rPr>
           <w:lang w:val="zh_TW" w:bidi="zh_TW"/>
         </w:rPr>
         <w:t>，</w:t>
       </w:r>
-      <w:hyperlink r:id="rId31">
-        <w:r>
-          <w:rPr>
-            <w:lang w:val="zh_TW" w:bidi="zh_TW"/>
-          </w:rPr>
-          <w:rPr>
-            <w:color w:val="0000EE"/>
-            <w:u w:val="single"/>
-          </w:rPr>
-          <w:t>5:20</w:t>
-        </w:r>
-      </w:hyperlink>
+      <w:r>
+        <w:rPr>
+          <w:lang w:val="zh_TW" w:bidi="zh_TW"/>
+        </w:rPr>
+        <w:t>5:20</w:t>
+      </w:r>
       <w:r>
         <w:rPr>
           <w:lang w:val="zh_TW" w:bidi="zh_TW"/>
         </w:rPr>
         <w:t>，</w:t>
       </w:r>
-      <w:hyperlink r:id="rId32">
-        <w:r>
-          <w:rPr>
-            <w:lang w:val="zh_TW" w:bidi="zh_TW"/>
-          </w:rPr>
-          <w:rPr>
-            <w:color w:val="0000EE"/>
-            <w:u w:val="single"/>
-          </w:rPr>
-          <w:t>9:10–14</w:t>
-        </w:r>
-      </w:hyperlink>
+      <w:r>
+        <w:rPr>
+          <w:lang w:val="zh_TW" w:bidi="zh_TW"/>
+        </w:rPr>
+        <w:t>9:10–14</w:t>
+      </w:r>
       <w:r>
         <w:rPr>
           <w:lang w:val="zh_TW" w:bidi="zh_TW"/>
         </w:rPr>
         <w:t>、</w:t>
       </w:r>
-      <w:hyperlink r:id="rId33">
-        <w:r>
-          <w:rPr>
-            <w:lang w:val="zh_TW" w:bidi="zh_TW"/>
-          </w:rPr>
-          <w:rPr>
-            <w:color w:val="0000EE"/>
-            <w:u w:val="single"/>
-          </w:rPr>
-          <w:t>34</w:t>
-        </w:r>
-      </w:hyperlink>
+      <w:r>
+        <w:rPr>
+          <w:lang w:val="zh_TW" w:bidi="zh_TW"/>
+        </w:rPr>
+        <w:t>34</w:t>
+      </w:r>
       <w:r>
         <w:rPr>
           <w:lang w:val="zh_TW" w:bidi="zh_TW"/>
         </w:rPr>
         <w:t>，</w:t>
       </w:r>
-      <w:hyperlink r:id="rId34">
-        <w:r>
-          <w:rPr>
-            <w:lang w:val="zh_TW" w:bidi="zh_TW"/>
-          </w:rPr>
-          <w:rPr>
-            <w:color w:val="0000EE"/>
-            <w:u w:val="single"/>
-          </w:rPr>
-          <w:t>12:1–14</w:t>
-        </w:r>
-      </w:hyperlink>
+      <w:r>
+        <w:rPr>
+          <w:lang w:val="zh_TW" w:bidi="zh_TW"/>
+        </w:rPr>
+        <w:t>12:1–14</w:t>
+      </w:r>
       <w:r>
         <w:rPr>
           <w:lang w:val="zh_TW" w:bidi="zh_TW"/>
         </w:rPr>
         <w:t>、</w:t>
       </w:r>
-      <w:hyperlink r:id="rId35">
-        <w:r>
-          <w:rPr>
-            <w:lang w:val="zh_TW" w:bidi="zh_TW"/>
-          </w:rPr>
-          <w:rPr>
-            <w:color w:val="0000EE"/>
-            <w:u w:val="single"/>
-          </w:rPr>
-          <w:t>22–24</w:t>
-        </w:r>
-      </w:hyperlink>
+      <w:r>
+        <w:rPr>
+          <w:lang w:val="zh_TW" w:bidi="zh_TW"/>
+        </w:rPr>
+        <w:t>22–24</w:t>
+      </w:r>
       <w:r>
         <w:rPr>
           <w:lang w:val="zh_TW" w:bidi="zh_TW"/>
         </w:rPr>
         <w:t>、</w:t>
       </w:r>
-      <w:hyperlink r:id="rId36">
-        <w:r>
-          <w:rPr>
-            <w:lang w:val="zh_TW" w:bidi="zh_TW"/>
-          </w:rPr>
-          <w:rPr>
-            <w:color w:val="0000EE"/>
-            <w:u w:val="single"/>
-          </w:rPr>
-          <w:t>38–40</w:t>
-        </w:r>
-      </w:hyperlink>
+      <w:r>
+        <w:rPr>
+          <w:lang w:val="zh_TW" w:bidi="zh_TW"/>
+        </w:rPr>
+        <w:t>38–40</w:t>
+      </w:r>
       <w:r>
         <w:rPr>
           <w:lang w:val="zh_TW" w:bidi="zh_TW"/>
         </w:rPr>
         <w:t>，</w:t>
       </w:r>
-      <w:hyperlink r:id="rId37">
-        <w:r>
-          <w:rPr>
-            <w:lang w:val="zh_TW" w:bidi="zh_TW"/>
-          </w:rPr>
-          <w:rPr>
-            <w:color w:val="0000EE"/>
-            <w:u w:val="single"/>
-          </w:rPr>
-          <w:t>15:1–14</w:t>
-        </w:r>
-      </w:hyperlink>
+      <w:r>
+        <w:rPr>
+          <w:lang w:val="zh_TW" w:bidi="zh_TW"/>
+        </w:rPr>
+        <w:t>15:1–14</w:t>
+      </w:r>
       <w:r>
         <w:rPr>
           <w:lang w:val="zh_TW" w:bidi="zh_TW"/>
         </w:rPr>
         <w:t>，</w:t>
       </w:r>
-      <w:hyperlink r:id="rId38">
-        <w:r>
-          <w:rPr>
-            <w:lang w:val="zh_TW" w:bidi="zh_TW"/>
-          </w:rPr>
-          <w:rPr>
-            <w:color w:val="0000EE"/>
-            <w:u w:val="single"/>
-          </w:rPr>
-          <w:t>16:1–12</w:t>
-        </w:r>
-      </w:hyperlink>
+      <w:r>
+        <w:rPr>
+          <w:lang w:val="zh_TW" w:bidi="zh_TW"/>
+        </w:rPr>
+        <w:t>16:1–12</w:t>
+      </w:r>
       <w:r>
         <w:rPr>
           <w:lang w:val="zh_TW" w:bidi="zh_TW"/>
         </w:rPr>
         <w:t>，</w:t>
       </w:r>
-      <w:hyperlink r:id="rId39">
-        <w:r>
-          <w:rPr>
-            <w:lang w:val="zh_TW" w:bidi="zh_TW"/>
-          </w:rPr>
-          <w:rPr>
-            <w:color w:val="0000EE"/>
-            <w:u w:val="single"/>
-          </w:rPr>
-          <w:t>19:3</w:t>
-        </w:r>
-      </w:hyperlink>
+      <w:r>
+        <w:rPr>
+          <w:lang w:val="zh_TW" w:bidi="zh_TW"/>
+        </w:rPr>
+        <w:t>19:3</w:t>
+      </w:r>
       <w:r>
         <w:rPr>
           <w:lang w:val="zh_TW" w:bidi="zh_TW"/>
         </w:rPr>
         <w:t>，</w:t>
       </w:r>
-      <w:hyperlink r:id="rId40">
-        <w:r>
-          <w:rPr>
-            <w:lang w:val="zh_TW" w:bidi="zh_TW"/>
-          </w:rPr>
-          <w:rPr>
-            <w:color w:val="0000EE"/>
-            <w:u w:val="single"/>
-          </w:rPr>
-          <w:t>21:45</w:t>
-        </w:r>
-      </w:hyperlink>
+      <w:r>
+        <w:rPr>
+          <w:lang w:val="zh_TW" w:bidi="zh_TW"/>
+        </w:rPr>
+        <w:t>21:45</w:t>
+      </w:r>
       <w:r>
         <w:rPr>
           <w:lang w:val="zh_TW" w:bidi="zh_TW"/>
         </w:rPr>
         <w:t>，</w:t>
       </w:r>
-      <w:hyperlink r:id="rId41">
-        <w:r>
-          <w:rPr>
-            <w:lang w:val="zh_TW" w:bidi="zh_TW"/>
-          </w:rPr>
-          <w:rPr>
-            <w:color w:val="0000EE"/>
-            <w:u w:val="single"/>
-          </w:rPr>
-          <w:t>22:15</w:t>
-        </w:r>
-      </w:hyperlink>
+      <w:r>
+        <w:rPr>
+          <w:lang w:val="zh_TW" w:bidi="zh_TW"/>
+        </w:rPr>
+        <w:t>22:15</w:t>
+      </w:r>
       <w:r>
         <w:rPr>
           <w:lang w:val="zh_TW" w:bidi="zh_TW"/>
         </w:rPr>
         <w:t>、</w:t>
       </w:r>
-      <w:hyperlink r:id="rId42">
-        <w:r>
-          <w:rPr>
-            <w:lang w:val="zh_TW" w:bidi="zh_TW"/>
-          </w:rPr>
-          <w:rPr>
-            <w:color w:val="0000EE"/>
-            <w:u w:val="single"/>
-          </w:rPr>
-          <w:t>34</w:t>
-        </w:r>
-      </w:hyperlink>
+      <w:r>
+        <w:rPr>
+          <w:lang w:val="zh_TW" w:bidi="zh_TW"/>
+        </w:rPr>
+        <w:t>34</w:t>
+      </w:r>
       <w:r>
         <w:rPr>
           <w:lang w:val="zh_TW" w:bidi="zh_TW"/>
         </w:rPr>
         <w:t>，</w:t>
       </w:r>
-      <w:hyperlink r:id="rId43">
-        <w:r>
-          <w:rPr>
-            <w:lang w:val="zh_TW" w:bidi="zh_TW"/>
-          </w:rPr>
-          <w:rPr>
-            <w:color w:val="0000EE"/>
-            <w:u w:val="single"/>
-          </w:rPr>
-          <w:t>23:1–7</w:t>
-        </w:r>
-      </w:hyperlink>
+      <w:r>
+        <w:rPr>
+          <w:lang w:val="zh_TW" w:bidi="zh_TW"/>
+        </w:rPr>
+        <w:t>23:1–7</w:t>
+      </w:r>
       <w:r>
         <w:rPr>
           <w:lang w:val="zh_TW" w:bidi="zh_TW"/>
         </w:rPr>
         <w:t>、</w:t>
       </w:r>
-      <w:hyperlink r:id="rId44">
-        <w:r>
-          <w:rPr>
-            <w:lang w:val="zh_TW" w:bidi="zh_TW"/>
-          </w:rPr>
-          <w:rPr>
-            <w:color w:val="0000EE"/>
-            <w:u w:val="single"/>
-          </w:rPr>
-          <w:t>13–31</w:t>
-        </w:r>
-      </w:hyperlink>
+      <w:r>
+        <w:rPr>
+          <w:lang w:val="zh_TW" w:bidi="zh_TW"/>
+        </w:rPr>
+        <w:t>13–31</w:t>
+      </w:r>
       <w:r>
         <w:rPr>
           <w:lang w:val="zh_TW" w:bidi="zh_TW"/>
         </w:rPr>
         <w:t>，</w:t>
       </w:r>
-      <w:hyperlink r:id="rId45">
-        <w:r>
-          <w:rPr>
-            <w:lang w:val="zh_TW" w:bidi="zh_TW"/>
-          </w:rPr>
-          <w:rPr>
-            <w:color w:val="0000EE"/>
-            <w:u w:val="single"/>
-          </w:rPr>
-          <w:t>27:62–64；</w:t>
-        </w:r>
-      </w:hyperlink>
-      <w:hyperlink r:id="rId46">
-        <w:r>
-          <w:rPr>
-            <w:lang w:val="zh_TW" w:bidi="zh_TW"/>
-          </w:rPr>
-          <w:rPr>
-            <w:color w:val="0000EE"/>
-            <w:u w:val="single"/>
-          </w:rPr>
-          <w:t>可2:23–25</w:t>
-        </w:r>
-      </w:hyperlink>
+      <w:r>
+        <w:rPr>
+          <w:lang w:val="zh_TW" w:bidi="zh_TW"/>
+        </w:rPr>
+        <w:t>27:62–64；</w:t>
+      </w:r>
+      <w:r>
+        <w:rPr>
+          <w:lang w:val="zh_TW" w:bidi="zh_TW"/>
+        </w:rPr>
+        <w:t>可2:23–25</w:t>
+      </w:r>
       <w:r>
         <w:rPr>
           <w:lang w:val="zh_TW" w:bidi="zh_TW"/>
         </w:rPr>
         <w:t>，</w:t>
       </w:r>
-      <w:hyperlink r:id="rId47">
-        <w:r>
-          <w:rPr>
-            <w:lang w:val="zh_TW" w:bidi="zh_TW"/>
-          </w:rPr>
-          <w:rPr>
-            <w:color w:val="0000EE"/>
-            <w:u w:val="single"/>
-          </w:rPr>
-          <w:t>3:1–6</w:t>
-        </w:r>
-      </w:hyperlink>
+      <w:r>
+        <w:rPr>
+          <w:lang w:val="zh_TW" w:bidi="zh_TW"/>
+        </w:rPr>
+        <w:t>3:1–6</w:t>
+      </w:r>
       <w:r>
         <w:rPr>
           <w:lang w:val="zh_TW" w:bidi="zh_TW"/>
         </w:rPr>
         <w:t>，</w:t>
       </w:r>
-      <w:hyperlink r:id="rId48">
-        <w:r>
-          <w:rPr>
-            <w:lang w:val="zh_TW" w:bidi="zh_TW"/>
-          </w:rPr>
-          <w:rPr>
-            <w:color w:val="0000EE"/>
-            <w:u w:val="single"/>
-          </w:rPr>
-          <w:t>7:1–13</w:t>
-        </w:r>
-      </w:hyperlink>
+      <w:r>
+        <w:rPr>
+          <w:lang w:val="zh_TW" w:bidi="zh_TW"/>
+        </w:rPr>
+        <w:t>7:1–13</w:t>
+      </w:r>
       <w:r>
         <w:rPr>
           <w:lang w:val="zh_TW" w:bidi="zh_TW"/>
         </w:rPr>
         <w:t>，</w:t>
       </w:r>
-      <w:hyperlink r:id="rId49">
-        <w:r>
-          <w:rPr>
-            <w:lang w:val="zh_TW" w:bidi="zh_TW"/>
-          </w:rPr>
-          <w:rPr>
-            <w:color w:val="0000EE"/>
-            <w:u w:val="single"/>
-          </w:rPr>
-          <w:t>8:11–12</w:t>
-        </w:r>
-      </w:hyperlink>
+      <w:r>
+        <w:rPr>
+          <w:lang w:val="zh_TW" w:bidi="zh_TW"/>
+        </w:rPr>
+        <w:t>8:11–12</w:t>
+      </w:r>
       <w:r>
         <w:rPr>
           <w:lang w:val="zh_TW" w:bidi="zh_TW"/>
         </w:rPr>
         <w:t>，</w:t>
       </w:r>
-      <w:hyperlink r:id="rId50">
-        <w:r>
-          <w:rPr>
-            <w:lang w:val="zh_TW" w:bidi="zh_TW"/>
-          </w:rPr>
-          <w:rPr>
-            <w:color w:val="0000EE"/>
-            <w:u w:val="single"/>
-          </w:rPr>
-          <w:t>12:13–17；</w:t>
-        </w:r>
-      </w:hyperlink>
-      <w:hyperlink r:id="rId51">
-        <w:r>
-          <w:rPr>
-            <w:lang w:val="zh_TW" w:bidi="zh_TW"/>
-          </w:rPr>
-          <w:rPr>
-            <w:color w:val="0000EE"/>
-            <w:u w:val="single"/>
-          </w:rPr>
-          <w:t>路5:17–21</w:t>
-        </w:r>
-      </w:hyperlink>
+      <w:r>
+        <w:rPr>
+          <w:lang w:val="zh_TW" w:bidi="zh_TW"/>
+        </w:rPr>
+        <w:t>12:13–17；</w:t>
+      </w:r>
+      <w:r>
+        <w:rPr>
+          <w:lang w:val="zh_TW" w:bidi="zh_TW"/>
+        </w:rPr>
+        <w:t>路5:17–21</w:t>
+      </w:r>
       <w:r>
         <w:rPr>
           <w:lang w:val="zh_TW" w:bidi="zh_TW"/>
         </w:rPr>
         <w:t>、</w:t>
       </w:r>
-      <w:hyperlink r:id="rId52">
-        <w:r>
-          <w:rPr>
-            <w:lang w:val="zh_TW" w:bidi="zh_TW"/>
-          </w:rPr>
-          <w:rPr>
-            <w:color w:val="0000EE"/>
-            <w:u w:val="single"/>
-          </w:rPr>
-          <w:t>29–32</w:t>
-        </w:r>
-      </w:hyperlink>
+      <w:r>
+        <w:rPr>
+          <w:lang w:val="zh_TW" w:bidi="zh_TW"/>
+        </w:rPr>
+        <w:t>29–32</w:t>
+      </w:r>
       <w:r>
         <w:rPr>
           <w:lang w:val="zh_TW" w:bidi="zh_TW"/>
         </w:rPr>
         <w:t>，</w:t>
       </w:r>
-      <w:hyperlink r:id="rId53">
-        <w:r>
-          <w:rPr>
-            <w:lang w:val="zh_TW" w:bidi="zh_TW"/>
-          </w:rPr>
-          <w:rPr>
-            <w:color w:val="0000EE"/>
-            <w:u w:val="single"/>
-          </w:rPr>
-          <w:t>6:6–11</w:t>
-        </w:r>
-      </w:hyperlink>
+      <w:r>
+        <w:rPr>
+          <w:lang w:val="zh_TW" w:bidi="zh_TW"/>
+        </w:rPr>
+        <w:t>6:6–11</w:t>
+      </w:r>
       <w:r>
         <w:rPr>
           <w:lang w:val="zh_TW" w:bidi="zh_TW"/>
         </w:rPr>
         <w:t>，</w:t>
       </w:r>
-      <w:hyperlink r:id="rId54">
-        <w:r>
-          <w:rPr>
-            <w:lang w:val="zh_TW" w:bidi="zh_TW"/>
-          </w:rPr>
-          <w:rPr>
-            <w:color w:val="0000EE"/>
-            <w:u w:val="single"/>
-          </w:rPr>
-          <w:t>7:28–30</w:t>
-        </w:r>
-      </w:hyperlink>
+      <w:r>
+        <w:rPr>
+          <w:lang w:val="zh_TW" w:bidi="zh_TW"/>
+        </w:rPr>
+        <w:t>7:28–30</w:t>
+      </w:r>
       <w:r>
         <w:rPr>
           <w:lang w:val="zh_TW" w:bidi="zh_TW"/>
         </w:rPr>
         <w:t>、</w:t>
       </w:r>
-      <w:hyperlink r:id="rId55">
-        <w:r>
-          <w:rPr>
-            <w:lang w:val="zh_TW" w:bidi="zh_TW"/>
-          </w:rPr>
-          <w:rPr>
-            <w:color w:val="0000EE"/>
-            <w:u w:val="single"/>
-          </w:rPr>
-          <w:t>36–49</w:t>
-        </w:r>
-      </w:hyperlink>
+      <w:r>
+        <w:rPr>
+          <w:lang w:val="zh_TW" w:bidi="zh_TW"/>
+        </w:rPr>
+        <w:t>36–49</w:t>
+      </w:r>
       <w:r>
         <w:rPr>
           <w:lang w:val="zh_TW" w:bidi="zh_TW"/>
         </w:rPr>
         <w:t>，</w:t>
       </w:r>
-      <w:hyperlink r:id="rId56">
-        <w:r>
-          <w:rPr>
-            <w:lang w:val="zh_TW" w:bidi="zh_TW"/>
-          </w:rPr>
-          <w:rPr>
-            <w:color w:val="0000EE"/>
-            <w:u w:val="single"/>
-          </w:rPr>
-          <w:t>11:37–54</w:t>
-        </w:r>
-      </w:hyperlink>
+      <w:r>
+        <w:rPr>
+          <w:lang w:val="zh_TW" w:bidi="zh_TW"/>
+        </w:rPr>
+        <w:t>11:37–54</w:t>
+      </w:r>
       <w:r>
         <w:rPr>
           <w:lang w:val="zh_TW" w:bidi="zh_TW"/>
         </w:rPr>
         <w:t>，</w:t>
       </w:r>
-      <w:hyperlink r:id="rId57">
-        <w:r>
-          <w:rPr>
-            <w:lang w:val="zh_TW" w:bidi="zh_TW"/>
-          </w:rPr>
-          <w:rPr>
-            <w:color w:val="0000EE"/>
-            <w:u w:val="single"/>
-          </w:rPr>
-          <w:t>12:1–3</w:t>
-        </w:r>
-      </w:hyperlink>
+      <w:r>
+        <w:rPr>
+          <w:lang w:val="zh_TW" w:bidi="zh_TW"/>
+        </w:rPr>
+        <w:t>12:1–3</w:t>
+      </w:r>
       <w:r>
         <w:rPr>
           <w:lang w:val="zh_TW" w:bidi="zh_TW"/>
         </w:rPr>
         <w:t>，</w:t>
       </w:r>
-      <w:hyperlink r:id="rId58">
-        <w:r>
-          <w:rPr>
-            <w:lang w:val="zh_TW" w:bidi="zh_TW"/>
-          </w:rPr>
-          <w:rPr>
-            <w:color w:val="0000EE"/>
-            <w:u w:val="single"/>
-          </w:rPr>
-          <w:t>13:31</w:t>
-        </w:r>
-      </w:hyperlink>
+      <w:r>
+        <w:rPr>
+          <w:lang w:val="zh_TW" w:bidi="zh_TW"/>
+        </w:rPr>
+        <w:t>13:31</w:t>
+      </w:r>
       <w:r>
         <w:rPr>
           <w:lang w:val="zh_TW" w:bidi="zh_TW"/>
         </w:rPr>
         <w:t>，</w:t>
       </w:r>
-      <w:hyperlink r:id="rId59">
-        <w:r>
-          <w:rPr>
-            <w:lang w:val="zh_TW" w:bidi="zh_TW"/>
-          </w:rPr>
-          <w:rPr>
-            <w:color w:val="0000EE"/>
-            <w:u w:val="single"/>
-          </w:rPr>
-          <w:t>14:1–6</w:t>
-        </w:r>
-      </w:hyperlink>
+      <w:r>
+        <w:rPr>
+          <w:lang w:val="zh_TW" w:bidi="zh_TW"/>
+        </w:rPr>
+        <w:t>14:1–6</w:t>
+      </w:r>
       <w:r>
         <w:rPr>
           <w:lang w:val="zh_TW" w:bidi="zh_TW"/>
         </w:rPr>
         <w:t>，</w:t>
       </w:r>
-      <w:hyperlink r:id="rId60">
-        <w:r>
-          <w:rPr>
-            <w:lang w:val="zh_TW" w:bidi="zh_TW"/>
-          </w:rPr>
-          <w:rPr>
-            <w:color w:val="0000EE"/>
-            <w:u w:val="single"/>
-          </w:rPr>
-          <w:t>15:1–2</w:t>
-        </w:r>
-      </w:hyperlink>
+      <w:r>
+        <w:rPr>
+          <w:lang w:val="zh_TW" w:bidi="zh_TW"/>
+        </w:rPr>
+        <w:t>15:1–2</w:t>
+      </w:r>
       <w:r>
         <w:rPr>
           <w:lang w:val="zh_TW" w:bidi="zh_TW"/>
         </w:rPr>
         <w:t>，</w:t>
       </w:r>
-      <w:hyperlink r:id="rId61">
-        <w:r>
-          <w:rPr>
-            <w:lang w:val="zh_TW" w:bidi="zh_TW"/>
-          </w:rPr>
-          <w:rPr>
-            <w:color w:val="0000EE"/>
-            <w:u w:val="single"/>
-          </w:rPr>
-          <w:t>16:13–15</w:t>
-        </w:r>
-      </w:hyperlink>
+      <w:r>
+        <w:rPr>
+          <w:lang w:val="zh_TW" w:bidi="zh_TW"/>
+        </w:rPr>
+        <w:t>16:13–15</w:t>
+      </w:r>
       <w:r>
         <w:rPr>
           <w:lang w:val="zh_TW" w:bidi="zh_TW"/>
         </w:rPr>
         <w:t>，</w:t>
       </w:r>
-      <w:hyperlink r:id="rId62">
-        <w:r>
-          <w:rPr>
-            <w:lang w:val="zh_TW" w:bidi="zh_TW"/>
-          </w:rPr>
-          <w:rPr>
-            <w:color w:val="0000EE"/>
-            <w:u w:val="single"/>
-          </w:rPr>
-          <w:t>17:20–21</w:t>
-        </w:r>
-      </w:hyperlink>
+      <w:r>
+        <w:rPr>
+          <w:lang w:val="zh_TW" w:bidi="zh_TW"/>
+        </w:rPr>
+        <w:t>17:20–21</w:t>
+      </w:r>
       <w:r>
         <w:rPr>
           <w:lang w:val="zh_TW" w:bidi="zh_TW"/>
         </w:rPr>
         <w:t>，</w:t>
       </w:r>
-      <w:hyperlink r:id="rId63">
-        <w:r>
-          <w:rPr>
-            <w:lang w:val="zh_TW" w:bidi="zh_TW"/>
-          </w:rPr>
-          <w:rPr>
-            <w:color w:val="0000EE"/>
-            <w:u w:val="single"/>
-          </w:rPr>
-          <w:t>18:9–14</w:t>
-        </w:r>
-      </w:hyperlink>
+      <w:r>
+        <w:rPr>
+          <w:lang w:val="zh_TW" w:bidi="zh_TW"/>
+        </w:rPr>
+        <w:t>18:9–14</w:t>
+      </w:r>
       <w:r>
         <w:rPr>
           <w:lang w:val="zh_TW" w:bidi="zh_TW"/>
         </w:rPr>
         <w:t>，</w:t>
       </w:r>
-      <w:hyperlink r:id="rId64">
-        <w:r>
-          <w:rPr>
-            <w:lang w:val="zh_TW" w:bidi="zh_TW"/>
-          </w:rPr>
-          <w:rPr>
-            <w:color w:val="0000EE"/>
-            <w:u w:val="single"/>
-          </w:rPr>
-          <w:t>19:38–40；</w:t>
-        </w:r>
-      </w:hyperlink>
-      <w:hyperlink r:id="rId65">
-        <w:r>
-          <w:rPr>
-            <w:lang w:val="zh_TW" w:bidi="zh_TW"/>
-          </w:rPr>
-          <w:rPr>
-            <w:color w:val="0000EE"/>
-            <w:u w:val="single"/>
-          </w:rPr>
-          <w:t>約1:24–25</w:t>
-        </w:r>
-      </w:hyperlink>
+      <w:r>
+        <w:rPr>
+          <w:lang w:val="zh_TW" w:bidi="zh_TW"/>
+        </w:rPr>
+        <w:t>19:38–40；</w:t>
+      </w:r>
+      <w:r>
+        <w:rPr>
+          <w:lang w:val="zh_TW" w:bidi="zh_TW"/>
+        </w:rPr>
+        <w:t>約1:24–25</w:t>
+      </w:r>
       <w:r>
         <w:rPr>
           <w:lang w:val="zh_TW" w:bidi="zh_TW"/>
         </w:rPr>
         <w:t>，</w:t>
       </w:r>
-      <w:hyperlink r:id="rId66">
-        <w:r>
-          <w:rPr>
-            <w:lang w:val="zh_TW" w:bidi="zh_TW"/>
-          </w:rPr>
-          <w:rPr>
-            <w:color w:val="0000EE"/>
-            <w:u w:val="single"/>
-          </w:rPr>
-          <w:t>3:1</w:t>
-        </w:r>
-      </w:hyperlink>
+      <w:r>
+        <w:rPr>
+          <w:lang w:val="zh_TW" w:bidi="zh_TW"/>
+        </w:rPr>
+        <w:t>3:1</w:t>
+      </w:r>
       <w:r>
         <w:rPr>
           <w:lang w:val="zh_TW" w:bidi="zh_TW"/>
         </w:rPr>
         <w:t>，</w:t>
       </w:r>
-      <w:hyperlink r:id="rId67">
-        <w:r>
-          <w:rPr>
-            <w:lang w:val="zh_TW" w:bidi="zh_TW"/>
-          </w:rPr>
-          <w:rPr>
-            <w:color w:val="0000EE"/>
-            <w:u w:val="single"/>
-          </w:rPr>
-          <w:t>7:31–32</w:t>
-        </w:r>
-      </w:hyperlink>
+      <w:r>
+        <w:rPr>
+          <w:lang w:val="zh_TW" w:bidi="zh_TW"/>
+        </w:rPr>
+        <w:t>7:31–32</w:t>
+      </w:r>
       <w:r>
         <w:rPr>
           <w:lang w:val="zh_TW" w:bidi="zh_TW"/>
         </w:rPr>
         <w:t>、</w:t>
       </w:r>
-      <w:hyperlink r:id="rId68">
-        <w:r>
-          <w:rPr>
-            <w:lang w:val="zh_TW" w:bidi="zh_TW"/>
-          </w:rPr>
-          <w:rPr>
-            <w:color w:val="0000EE"/>
-            <w:u w:val="single"/>
-          </w:rPr>
-          <w:t>45–52</w:t>
-        </w:r>
-      </w:hyperlink>
+      <w:r>
+        <w:rPr>
+          <w:lang w:val="zh_TW" w:bidi="zh_TW"/>
+        </w:rPr>
+        <w:t>45–52</w:t>
+      </w:r>
       <w:r>
         <w:rPr>
           <w:lang w:val="zh_TW" w:bidi="zh_TW"/>
         </w:rPr>
         <w:t>，</w:t>
       </w:r>
-      <w:hyperlink r:id="rId69">
-        <w:r>
-          <w:rPr>
-            <w:lang w:val="zh_TW" w:bidi="zh_TW"/>
-          </w:rPr>
-          <w:rPr>
-            <w:color w:val="0000EE"/>
-            <w:u w:val="single"/>
-          </w:rPr>
-          <w:t>8:3–10</w:t>
-        </w:r>
-      </w:hyperlink>
+      <w:r>
+        <w:rPr>
+          <w:lang w:val="zh_TW" w:bidi="zh_TW"/>
+        </w:rPr>
+        <w:t>8:3–10</w:t>
+      </w:r>
       <w:r>
         <w:rPr>
           <w:lang w:val="zh_TW" w:bidi="zh_TW"/>
         </w:rPr>
         <w:t>、</w:t>
       </w:r>
-      <w:hyperlink r:id="rId70">
-        <w:r>
-          <w:rPr>
-            <w:lang w:val="zh_TW" w:bidi="zh_TW"/>
-          </w:rPr>
-          <w:rPr>
-            <w:color w:val="0000EE"/>
-            <w:u w:val="single"/>
-          </w:rPr>
-          <w:t>13</w:t>
-        </w:r>
-      </w:hyperlink>
+      <w:r>
+        <w:rPr>
+          <w:lang w:val="zh_TW" w:bidi="zh_TW"/>
+        </w:rPr>
+        <w:t>13</w:t>
+      </w:r>
       <w:r>
         <w:rPr>
           <w:lang w:val="zh_TW" w:bidi="zh_TW"/>
         </w:rPr>
         <w:t>，</w:t>
       </w:r>
-      <w:hyperlink r:id="rId71">
-        <w:r>
-          <w:rPr>
-            <w:lang w:val="zh_TW" w:bidi="zh_TW"/>
-          </w:rPr>
-          <w:rPr>
-            <w:color w:val="0000EE"/>
-            <w:u w:val="single"/>
-          </w:rPr>
-          <w:t>9:13–34</w:t>
-        </w:r>
-      </w:hyperlink>
+      <w:r>
+        <w:rPr>
+          <w:lang w:val="zh_TW" w:bidi="zh_TW"/>
+        </w:rPr>
+        <w:t>9:13–34</w:t>
+      </w:r>
       <w:r>
         <w:rPr>
           <w:lang w:val="zh_TW" w:bidi="zh_TW"/>
         </w:rPr>
         <w:t>、</w:t>
       </w:r>
-      <w:hyperlink r:id="rId72">
-        <w:r>
-          <w:rPr>
-            <w:lang w:val="zh_TW" w:bidi="zh_TW"/>
-          </w:rPr>
-          <w:rPr>
-            <w:color w:val="0000EE"/>
-            <w:u w:val="single"/>
-          </w:rPr>
-          <w:t>40</w:t>
-        </w:r>
-      </w:hyperlink>
+      <w:r>
+        <w:rPr>
+          <w:lang w:val="zh_TW" w:bidi="zh_TW"/>
+        </w:rPr>
+        <w:t>40</w:t>
+      </w:r>
       <w:r>
         <w:rPr>
           <w:lang w:val="zh_TW" w:bidi="zh_TW"/>
         </w:rPr>
         <w:t>，</w:t>
       </w:r>
-      <w:hyperlink r:id="rId73">
-        <w:r>
-          <w:rPr>
-            <w:lang w:val="zh_TW" w:bidi="zh_TW"/>
-          </w:rPr>
-          <w:rPr>
-            <w:color w:val="0000EE"/>
-            <w:u w:val="single"/>
-          </w:rPr>
-          <w:t>11:46–57</w:t>
-        </w:r>
-      </w:hyperlink>
+      <w:r>
+        <w:rPr>
+          <w:lang w:val="zh_TW" w:bidi="zh_TW"/>
+        </w:rPr>
+        <w:t>11:46–57</w:t>
+      </w:r>
       <w:r>
         <w:rPr>
           <w:lang w:val="zh_TW" w:bidi="zh_TW"/>
         </w:rPr>
         <w:t>，</w:t>
       </w:r>
-      <w:hyperlink r:id="rId74">
-        <w:r>
-          <w:rPr>
-            <w:lang w:val="zh_TW" w:bidi="zh_TW"/>
-          </w:rPr>
-          <w:rPr>
-            <w:color w:val="0000EE"/>
-            <w:u w:val="single"/>
-          </w:rPr>
-          <w:t>12:17–19</w:t>
-        </w:r>
-      </w:hyperlink>
+      <w:r>
+        <w:rPr>
+          <w:lang w:val="zh_TW" w:bidi="zh_TW"/>
+        </w:rPr>
+        <w:t>12:17–19</w:t>
+      </w:r>
       <w:r>
         <w:rPr>
           <w:lang w:val="zh_TW" w:bidi="zh_TW"/>
         </w:rPr>
         <w:t>、</w:t>
       </w:r>
-      <w:hyperlink r:id="rId75">
-        <w:r>
-          <w:rPr>
-            <w:lang w:val="zh_TW" w:bidi="zh_TW"/>
-          </w:rPr>
-          <w:rPr>
-            <w:color w:val="0000EE"/>
-            <w:u w:val="single"/>
-          </w:rPr>
-          <w:t>42</w:t>
-        </w:r>
-      </w:hyperlink>
+      <w:r>
+        <w:rPr>
+          <w:lang w:val="zh_TW" w:bidi="zh_TW"/>
+        </w:rPr>
+        <w:t>42</w:t>
+      </w:r>
       <w:r>
         <w:rPr>
           <w:lang w:val="zh_TW" w:bidi="zh_TW"/>
         </w:rPr>
         <w:t>，</w:t>
       </w:r>
-      <w:hyperlink r:id="rId76">
-        <w:r>
-          <w:rPr>
-            <w:lang w:val="zh_TW" w:bidi="zh_TW"/>
-          </w:rPr>
-          <w:rPr>
-            <w:color w:val="0000EE"/>
-            <w:u w:val="single"/>
-          </w:rPr>
-          <w:t>18:3；</w:t>
-        </w:r>
-      </w:hyperlink>
-      <w:hyperlink r:id="rId77">
-        <w:r>
-          <w:rPr>
-            <w:lang w:val="zh_TW" w:bidi="zh_TW"/>
-          </w:rPr>
-          <w:rPr>
-            <w:color w:val="0000EE"/>
-            <w:u w:val="single"/>
-          </w:rPr>
-          <w:t>徒5:27–40</w:t>
-        </w:r>
-      </w:hyperlink>
+      <w:r>
+        <w:rPr>
+          <w:lang w:val="zh_TW" w:bidi="zh_TW"/>
+        </w:rPr>
+        <w:t>18:3；</w:t>
+      </w:r>
+      <w:r>
+        <w:rPr>
+          <w:lang w:val="zh_TW" w:bidi="zh_TW"/>
+        </w:rPr>
+        <w:t>徒5:27–40</w:t>
+      </w:r>
       <w:r>
         <w:rPr>
           <w:lang w:val="zh_TW" w:bidi="zh_TW"/>
         </w:rPr>
         <w:t>，</w:t>
       </w:r>
-      <w:hyperlink r:id="rId78">
-        <w:r>
-          <w:rPr>
-            <w:lang w:val="zh_TW" w:bidi="zh_TW"/>
-          </w:rPr>
-          <w:rPr>
-            <w:color w:val="0000EE"/>
-            <w:u w:val="single"/>
-          </w:rPr>
-          <w:t>15:5</w:t>
-        </w:r>
-      </w:hyperlink>
+      <w:r>
+        <w:rPr>
+          <w:lang w:val="zh_TW" w:bidi="zh_TW"/>
+        </w:rPr>
+        <w:t>15:5</w:t>
+      </w:r>
       <w:r>
         <w:rPr>
           <w:lang w:val="zh_TW" w:bidi="zh_TW"/>
         </w:rPr>
         <w:t>，</w:t>
       </w:r>
-      <w:hyperlink r:id="rId79">
-        <w:r>
-          <w:rPr>
-            <w:lang w:val="zh_TW" w:bidi="zh_TW"/>
-          </w:rPr>
-          <w:rPr>
-            <w:color w:val="0000EE"/>
-            <w:u w:val="single"/>
-          </w:rPr>
-          <w:t>23:6–10</w:t>
-        </w:r>
-      </w:hyperlink>
+      <w:r>
+        <w:rPr>
+          <w:lang w:val="zh_TW" w:bidi="zh_TW"/>
+        </w:rPr>
+        <w:t>23:6–10</w:t>
+      </w:r>
       <w:r>
         <w:rPr>
           <w:lang w:val="zh_TW" w:bidi="zh_TW"/>
         </w:rPr>
         <w:t>，</w:t>
       </w:r>
-      <w:hyperlink r:id="rId80">
-        <w:r>
-          <w:rPr>
-            <w:lang w:val="zh_TW" w:bidi="zh_TW"/>
-          </w:rPr>
-          <w:rPr>
-            <w:color w:val="0000EE"/>
-            <w:u w:val="single"/>
-          </w:rPr>
-          <w:t>26:4–5；</w:t>
-        </w:r>
-      </w:hyperlink>
-      <w:hyperlink r:id="rId81">
-        <w:r>
-          <w:rPr>
-            <w:lang w:val="zh_TW" w:bidi="zh_TW"/>
-          </w:rPr>
-          <w:rPr>
-            <w:color w:val="0000EE"/>
-            <w:u w:val="single"/>
-          </w:rPr>
-          <w:t>腓3:5–7</w:t>
-        </w:r>
-      </w:hyperlink>
+      <w:r>
+        <w:rPr>
+          <w:lang w:val="zh_TW" w:bidi="zh_TW"/>
+        </w:rPr>
+        <w:t>26:4–5；</w:t>
+      </w:r>
+      <w:r>
+        <w:rPr>
+          <w:lang w:val="zh_TW" w:bidi="zh_TW"/>
+        </w:rPr>
+        <w:t>腓3:5–7</w:t>
+      </w:r>
       <w:r>
         <w:rPr>
           <w:lang w:val="zh_TW" w:bidi="zh_TW"/>
